--- a/samples/gestion-temps/output/acquimetre-evaluations-8-11-exemple-gestion-temps/C01-gestion-professionnelle-du-temps/C01-4-corriges-baremes-sources.docx
+++ b/samples/gestion-temps/output/acquimetre-evaluations-8-11-exemple-gestion-temps/C01-gestion-professionnelle-du-temps/C01-4-corriges-baremes-sources.docx
@@ -43,7 +43,7 @@
         <w:t xml:space="preserve">Version :</w:t>
       </w:r>
       <w:r>
-        <w:t xml:space="preserve"> commande exemple-gestion-temps, 13/10/2026</w:t>
+        <w:t xml:space="preserve"> commande exemple-gestion-temps, 16/10/2026</w:t>
       </w:r>
     </w:p>
     <w:p>
@@ -1673,11 +1673,11 @@
         </w:tblBorders>
       </w:tblPr>
       <w:tblGrid>
-        <w:gridCol w:w="1078"/>
         <w:gridCol w:w="1176"/>
-        <w:gridCol w:w="3038"/>
-        <w:gridCol w:w="1078"/>
-        <w:gridCol w:w="3430"/>
+        <w:gridCol w:w="1176"/>
+        <w:gridCol w:w="2744"/>
+        <w:gridCol w:w="1176"/>
+        <w:gridCol w:w="3528"/>
       </w:tblGrid>
       <w:tr>
         <w:trPr>
@@ -1685,7 +1685,7 @@
         </w:trPr>
         <w:tc>
           <w:tcPr>
-            <w:tcW w:type="pct" w:w="550"/>
+            <w:tcW w:type="pct" w:w="600"/>
             <w:shd w:fill="1F4E79" w:color="auto" w:val="clear"/>
             <w:tcMar>
               <w:top w:type="dxa" w:w="60"/>
@@ -1729,7 +1729,7 @@
         </w:tc>
         <w:tc>
           <w:tcPr>
-            <w:tcW w:type="pct" w:w="1550"/>
+            <w:tcW w:type="pct" w:w="1400"/>
             <w:shd w:fill="1F4E79" w:color="auto" w:val="clear"/>
             <w:tcMar>
               <w:top w:type="dxa" w:w="60"/>
@@ -1751,7 +1751,7 @@
         </w:tc>
         <w:tc>
           <w:tcPr>
-            <w:tcW w:type="pct" w:w="550"/>
+            <w:tcW w:type="pct" w:w="600"/>
             <w:shd w:fill="1F4E79" w:color="auto" w:val="clear"/>
             <w:tcMar>
               <w:top w:type="dxa" w:w="60"/>
@@ -1773,7 +1773,7 @@
         </w:tc>
         <w:tc>
           <w:tcPr>
-            <w:tcW w:type="pct" w:w="1750"/>
+            <w:tcW w:type="pct" w:w="1800"/>
             <w:shd w:fill="1F4E79" w:color="auto" w:val="clear"/>
             <w:tcMar>
               <w:top w:type="dxa" w:w="60"/>
@@ -1797,7 +1797,7 @@
       <w:tr>
         <w:tc>
           <w:tcPr>
-            <w:tcW w:type="pct" w:w="550"/>
+            <w:tcW w:type="pct" w:w="600"/>
             <w:tcMar>
               <w:top w:type="dxa" w:w="60"/>
               <w:left w:type="dxa" w:w="80"/>
@@ -1829,7 +1829,7 @@
         </w:tc>
         <w:tc>
           <w:tcPr>
-            <w:tcW w:type="pct" w:w="1550"/>
+            <w:tcW w:type="pct" w:w="1400"/>
             <w:tcMar>
               <w:top w:type="dxa" w:w="60"/>
               <w:left w:type="dxa" w:w="80"/>
@@ -1845,7 +1845,7 @@
         </w:tc>
         <w:tc>
           <w:tcPr>
-            <w:tcW w:type="pct" w:w="550"/>
+            <w:tcW w:type="pct" w:w="600"/>
             <w:tcMar>
               <w:top w:type="dxa" w:w="60"/>
               <w:left w:type="dxa" w:w="80"/>
@@ -1861,7 +1861,7 @@
         </w:tc>
         <w:tc>
           <w:tcPr>
-            <w:tcW w:type="pct" w:w="1750"/>
+            <w:tcW w:type="pct" w:w="1800"/>
             <w:tcMar>
               <w:top w:type="dxa" w:w="60"/>
               <w:left w:type="dxa" w:w="80"/>
@@ -1879,7 +1879,7 @@
       <w:tr>
         <w:tc>
           <w:tcPr>
-            <w:tcW w:type="pct" w:w="550"/>
+            <w:tcW w:type="pct" w:w="600"/>
             <w:tcMar>
               <w:top w:type="dxa" w:w="60"/>
               <w:left w:type="dxa" w:w="80"/>
@@ -1911,7 +1911,7 @@
         </w:tc>
         <w:tc>
           <w:tcPr>
-            <w:tcW w:type="pct" w:w="1550"/>
+            <w:tcW w:type="pct" w:w="1400"/>
             <w:tcMar>
               <w:top w:type="dxa" w:w="60"/>
               <w:left w:type="dxa" w:w="80"/>
@@ -1927,7 +1927,7 @@
         </w:tc>
         <w:tc>
           <w:tcPr>
-            <w:tcW w:type="pct" w:w="550"/>
+            <w:tcW w:type="pct" w:w="600"/>
             <w:tcMar>
               <w:top w:type="dxa" w:w="60"/>
               <w:left w:type="dxa" w:w="80"/>
@@ -1943,7 +1943,7 @@
         </w:tc>
         <w:tc>
           <w:tcPr>
-            <w:tcW w:type="pct" w:w="1750"/>
+            <w:tcW w:type="pct" w:w="1800"/>
             <w:tcMar>
               <w:top w:type="dxa" w:w="60"/>
               <w:left w:type="dxa" w:w="80"/>
@@ -1961,7 +1961,7 @@
       <w:tr>
         <w:tc>
           <w:tcPr>
-            <w:tcW w:type="pct" w:w="550"/>
+            <w:tcW w:type="pct" w:w="600"/>
             <w:tcMar>
               <w:top w:type="dxa" w:w="60"/>
               <w:left w:type="dxa" w:w="80"/>
@@ -1993,23 +1993,23 @@
         </w:tc>
         <w:tc>
           <w:tcPr>
-            <w:tcW w:type="pct" w:w="1550"/>
-            <w:tcMar>
-              <w:top w:type="dxa" w:w="60"/>
-              <w:left w:type="dxa" w:w="80"/>
-              <w:bottom w:type="dxa" w:w="60"/>
-              <w:right w:type="dxa" w:w="80"/>
-            </w:tcMar>
-          </w:tcPr>
-          <w:p>
-            <w:r>
-              <w:t xml:space="preserve">a) Une baisse des prix de vente</w:t>
-            </w:r>
-          </w:p>
-        </w:tc>
-        <w:tc>
-          <w:tcPr>
-            <w:tcW w:type="pct" w:w="550"/>
+            <w:tcW w:type="pct" w:w="1400"/>
+            <w:tcMar>
+              <w:top w:type="dxa" w:w="60"/>
+              <w:left w:type="dxa" w:w="80"/>
+              <w:bottom w:type="dxa" w:w="60"/>
+              <w:right w:type="dxa" w:w="80"/>
+            </w:tcMar>
+          </w:tcPr>
+          <w:p>
+            <w:r>
+              <w:t xml:space="preserve">c) 2</w:t>
+            </w:r>
+          </w:p>
+        </w:tc>
+        <w:tc>
+          <w:tcPr>
+            <w:tcW w:type="pct" w:w="600"/>
             <w:tcMar>
               <w:top w:type="dxa" w:w="60"/>
               <w:left w:type="dxa" w:w="80"/>
@@ -2025,17 +2025,17 @@
         </w:tc>
         <w:tc>
           <w:tcPr>
-            <w:tcW w:type="pct" w:w="1750"/>
-            <w:tcMar>
-              <w:top w:type="dxa" w:w="60"/>
-              <w:left w:type="dxa" w:w="80"/>
-              <w:bottom w:type="dxa" w:w="60"/>
-              <w:right w:type="dxa" w:w="80"/>
-            </w:tcMar>
-          </w:tcPr>
-          <w:p>
-            <w:r>
-              <w:t xml:space="preserve">support-gestion-professionnelle-du-temps.pdf, p. 4</w:t>
+            <w:tcW w:type="pct" w:w="1800"/>
+            <w:tcMar>
+              <w:top w:type="dxa" w:w="60"/>
+              <w:left w:type="dxa" w:w="80"/>
+              <w:bottom w:type="dxa" w:w="60"/>
+              <w:right w:type="dxa" w:w="80"/>
+            </w:tcMar>
+          </w:tcPr>
+          <w:p>
+            <w:r>
+              <w:t xml:space="preserve">support-gestion-professionnelle-du-temps.pdf, p. 5</w:t>
             </w:r>
           </w:p>
         </w:tc>
@@ -2043,7 +2043,7 @@
       <w:tr>
         <w:tc>
           <w:tcPr>
-            <w:tcW w:type="pct" w:w="550"/>
+            <w:tcW w:type="pct" w:w="600"/>
             <w:tcMar>
               <w:top w:type="dxa" w:w="60"/>
               <w:left w:type="dxa" w:w="80"/>
@@ -2075,23 +2075,23 @@
         </w:tc>
         <w:tc>
           <w:tcPr>
-            <w:tcW w:type="pct" w:w="1550"/>
-            <w:tcMar>
-              <w:top w:type="dxa" w:w="60"/>
-              <w:left w:type="dxa" w:w="80"/>
-              <w:bottom w:type="dxa" w:w="60"/>
-              <w:right w:type="dxa" w:w="80"/>
-            </w:tcMar>
-          </w:tcPr>
-          <w:p>
-            <w:r>
-              <w:t xml:space="preserve">a) 2 h 48 – 2 h × 1,40 = 2,8 h, soit 2 heures et 48 minutes.</w:t>
-            </w:r>
-          </w:p>
-        </w:tc>
-        <w:tc>
-          <w:tcPr>
-            <w:tcW w:type="pct" w:w="550"/>
+            <w:tcW w:type="pct" w:w="1400"/>
+            <w:tcMar>
+              <w:top w:type="dxa" w:w="60"/>
+              <w:left w:type="dxa" w:w="80"/>
+              <w:bottom w:type="dxa" w:w="60"/>
+              <w:right w:type="dxa" w:w="80"/>
+            </w:tcMar>
+          </w:tcPr>
+          <w:p>
+            <w:r>
+              <w:t xml:space="preserve">b) La mise à jour d’un tableau de bord</w:t>
+            </w:r>
+          </w:p>
+        </w:tc>
+        <w:tc>
+          <w:tcPr>
+            <w:tcW w:type="pct" w:w="600"/>
             <w:tcMar>
               <w:top w:type="dxa" w:w="60"/>
               <w:left w:type="dxa" w:w="80"/>
@@ -2107,7 +2107,7 @@
         </w:tc>
         <w:tc>
           <w:tcPr>
-            <w:tcW w:type="pct" w:w="1750"/>
+            <w:tcW w:type="pct" w:w="1800"/>
             <w:tcMar>
               <w:top w:type="dxa" w:w="60"/>
               <w:left w:type="dxa" w:w="80"/>
@@ -2125,7 +2125,7 @@
       <w:tr>
         <w:tc>
           <w:tcPr>
-            <w:tcW w:type="pct" w:w="550"/>
+            <w:tcW w:type="pct" w:w="600"/>
             <w:tcMar>
               <w:top w:type="dxa" w:w="60"/>
               <w:left w:type="dxa" w:w="80"/>
@@ -2157,23 +2157,23 @@
         </w:tc>
         <w:tc>
           <w:tcPr>
-            <w:tcW w:type="pct" w:w="1550"/>
-            <w:tcMar>
-              <w:top w:type="dxa" w:w="60"/>
-              <w:left w:type="dxa" w:w="80"/>
-              <w:bottom w:type="dxa" w:w="60"/>
-              <w:right w:type="dxa" w:w="80"/>
-            </w:tcMar>
-          </w:tcPr>
-          <w:p>
-            <w:r>
-              <w:t xml:space="preserve">Arbitrer (accepté aussi : Arbitre)</w:t>
-            </w:r>
-          </w:p>
-        </w:tc>
-        <w:tc>
-          <w:tcPr>
-            <w:tcW w:type="pct" w:w="550"/>
+            <w:tcW w:type="pct" w:w="1400"/>
+            <w:tcMar>
+              <w:top w:type="dxa" w:w="60"/>
+              <w:left w:type="dxa" w:w="80"/>
+              <w:bottom w:type="dxa" w:w="60"/>
+              <w:right w:type="dxa" w:w="80"/>
+            </w:tcMar>
+          </w:tcPr>
+          <w:p>
+            <w:r>
+              <w:t xml:space="preserve">doute</w:t>
+            </w:r>
+          </w:p>
+        </w:tc>
+        <w:tc>
+          <w:tcPr>
+            <w:tcW w:type="pct" w:w="600"/>
             <w:tcMar>
               <w:top w:type="dxa" w:w="60"/>
               <w:left w:type="dxa" w:w="80"/>
@@ -2189,7 +2189,7 @@
         </w:tc>
         <w:tc>
           <w:tcPr>
-            <w:tcW w:type="pct" w:w="1750"/>
+            <w:tcW w:type="pct" w:w="1800"/>
             <w:tcMar>
               <w:top w:type="dxa" w:w="60"/>
               <w:left w:type="dxa" w:w="80"/>
@@ -2207,7 +2207,7 @@
       <w:tr>
         <w:tc>
           <w:tcPr>
-            <w:tcW w:type="pct" w:w="550"/>
+            <w:tcW w:type="pct" w:w="600"/>
             <w:tcMar>
               <w:top w:type="dxa" w:w="60"/>
               <w:left w:type="dxa" w:w="80"/>
@@ -2239,23 +2239,23 @@
         </w:tc>
         <w:tc>
           <w:tcPr>
-            <w:tcW w:type="pct" w:w="1550"/>
-            <w:tcMar>
-              <w:top w:type="dxa" w:w="60"/>
-              <w:left w:type="dxa" w:w="80"/>
-              <w:bottom w:type="dxa" w:w="60"/>
-              <w:right w:type="dxa" w:w="80"/>
-            </w:tcMar>
-          </w:tcPr>
-          <w:p>
-            <w:r>
-              <w:t xml:space="preserve">c) Le travail réalisé et ce qui avait été prévu</w:t>
-            </w:r>
-          </w:p>
-        </w:tc>
-        <w:tc>
-          <w:tcPr>
-            <w:tcW w:type="pct" w:w="550"/>
+            <w:tcW w:type="pct" w:w="1400"/>
+            <w:tcMar>
+              <w:top w:type="dxa" w:w="60"/>
+              <w:left w:type="dxa" w:w="80"/>
+              <w:bottom w:type="dxa" w:w="60"/>
+              <w:right w:type="dxa" w:w="80"/>
+            </w:tcMar>
+          </w:tcPr>
+          <w:p>
+            <w:r>
+              <w:t xml:space="preserve">c) La durée d’une tâche ou d’un projet et son délai de réalisation</w:t>
+            </w:r>
+          </w:p>
+        </w:tc>
+        <w:tc>
+          <w:tcPr>
+            <w:tcW w:type="pct" w:w="600"/>
             <w:tcMar>
               <w:top w:type="dxa" w:w="60"/>
               <w:left w:type="dxa" w:w="80"/>
@@ -2271,7 +2271,7 @@
         </w:tc>
         <w:tc>
           <w:tcPr>
-            <w:tcW w:type="pct" w:w="1750"/>
+            <w:tcW w:type="pct" w:w="1800"/>
             <w:tcMar>
               <w:top w:type="dxa" w:w="60"/>
               <w:left w:type="dxa" w:w="80"/>
@@ -2289,7 +2289,7 @@
       <w:tr>
         <w:tc>
           <w:tcPr>
-            <w:tcW w:type="pct" w:w="550"/>
+            <w:tcW w:type="pct" w:w="600"/>
             <w:tcMar>
               <w:top w:type="dxa" w:w="60"/>
               <w:left w:type="dxa" w:w="80"/>
@@ -2321,23 +2321,23 @@
         </w:tc>
         <w:tc>
           <w:tcPr>
-            <w:tcW w:type="pct" w:w="1550"/>
-            <w:tcMar>
-              <w:top w:type="dxa" w:w="60"/>
-              <w:left w:type="dxa" w:w="80"/>
-              <w:bottom w:type="dxa" w:w="60"/>
-              <w:right w:type="dxa" w:w="80"/>
-            </w:tcMar>
-          </w:tcPr>
-          <w:p>
-            <w:r>
-              <w:t xml:space="preserve">b) 80 %</w:t>
-            </w:r>
-          </w:p>
-        </w:tc>
-        <w:tc>
-          <w:tcPr>
-            <w:tcW w:type="pct" w:w="550"/>
+            <w:tcW w:type="pct" w:w="1400"/>
+            <w:tcMar>
+              <w:top w:type="dxa" w:w="60"/>
+              <w:left w:type="dxa" w:w="80"/>
+              <w:bottom w:type="dxa" w:w="60"/>
+              <w:right w:type="dxa" w:w="80"/>
+            </w:tcMar>
+          </w:tcPr>
+          <w:p>
+            <w:r>
+              <w:t xml:space="preserve">d) Montage col</w:t>
+            </w:r>
+          </w:p>
+        </w:tc>
+        <w:tc>
+          <w:tcPr>
+            <w:tcW w:type="pct" w:w="600"/>
             <w:tcMar>
               <w:top w:type="dxa" w:w="60"/>
               <w:left w:type="dxa" w:w="80"/>
@@ -2353,17 +2353,17 @@
         </w:tc>
         <w:tc>
           <w:tcPr>
-            <w:tcW w:type="pct" w:w="1750"/>
-            <w:tcMar>
-              <w:top w:type="dxa" w:w="60"/>
-              <w:left w:type="dxa" w:w="80"/>
-              <w:bottom w:type="dxa" w:w="60"/>
-              <w:right w:type="dxa" w:w="80"/>
-            </w:tcMar>
-          </w:tcPr>
-          <w:p>
-            <w:r>
-              <w:t xml:space="preserve">support-gestion-professionnelle-du-temps.pdf, p. 14</w:t>
+            <w:tcW w:type="pct" w:w="1800"/>
+            <w:tcMar>
+              <w:top w:type="dxa" w:w="60"/>
+              <w:left w:type="dxa" w:w="80"/>
+              <w:bottom w:type="dxa" w:w="60"/>
+              <w:right w:type="dxa" w:w="80"/>
+            </w:tcMar>
+          </w:tcPr>
+          <w:p>
+            <w:r>
+              <w:t xml:space="preserve">support-gestion-professionnelle-du-temps.pdf, p. 15</w:t>
             </w:r>
           </w:p>
         </w:tc>
@@ -2371,7 +2371,7 @@
       <w:tr>
         <w:tc>
           <w:tcPr>
-            <w:tcW w:type="pct" w:w="550"/>
+            <w:tcW w:type="pct" w:w="600"/>
             <w:tcMar>
               <w:top w:type="dxa" w:w="60"/>
               <w:left w:type="dxa" w:w="80"/>
@@ -2403,7 +2403,7 @@
         </w:tc>
         <w:tc>
           <w:tcPr>
-            <w:tcW w:type="pct" w:w="1550"/>
+            <w:tcW w:type="pct" w:w="1400"/>
             <w:tcMar>
               <w:top w:type="dxa" w:w="60"/>
               <w:left w:type="dxa" w:w="80"/>
@@ -2419,7 +2419,7 @@
         </w:tc>
         <w:tc>
           <w:tcPr>
-            <w:tcW w:type="pct" w:w="550"/>
+            <w:tcW w:type="pct" w:w="600"/>
             <w:tcMar>
               <w:top w:type="dxa" w:w="60"/>
               <w:left w:type="dxa" w:w="80"/>
@@ -2435,7 +2435,7 @@
         </w:tc>
         <w:tc>
           <w:tcPr>
-            <w:tcW w:type="pct" w:w="1750"/>
+            <w:tcW w:type="pct" w:w="1800"/>
             <w:tcMar>
               <w:top w:type="dxa" w:w="60"/>
               <w:left w:type="dxa" w:w="80"/>
@@ -2453,7 +2453,7 @@
       <w:tr>
         <w:tc>
           <w:tcPr>
-            <w:tcW w:type="pct" w:w="550"/>
+            <w:tcW w:type="pct" w:w="600"/>
             <w:tcMar>
               <w:top w:type="dxa" w:w="60"/>
               <w:left w:type="dxa" w:w="80"/>
@@ -2485,7 +2485,7 @@
         </w:tc>
         <w:tc>
           <w:tcPr>
-            <w:tcW w:type="pct" w:w="1550"/>
+            <w:tcW w:type="pct" w:w="1400"/>
             <w:tcMar>
               <w:top w:type="dxa" w:w="60"/>
               <w:left w:type="dxa" w:w="80"/>
@@ -2501,7 +2501,7 @@
         </w:tc>
         <w:tc>
           <w:tcPr>
-            <w:tcW w:type="pct" w:w="550"/>
+            <w:tcW w:type="pct" w:w="600"/>
             <w:tcMar>
               <w:top w:type="dxa" w:w="60"/>
               <w:left w:type="dxa" w:w="80"/>
@@ -2517,7 +2517,7 @@
         </w:tc>
         <w:tc>
           <w:tcPr>
-            <w:tcW w:type="pct" w:w="1750"/>
+            <w:tcW w:type="pct" w:w="1800"/>
             <w:tcMar>
               <w:top w:type="dxa" w:w="60"/>
               <w:left w:type="dxa" w:w="80"/>
@@ -2535,7 +2535,7 @@
       <w:tr>
         <w:tc>
           <w:tcPr>
-            <w:tcW w:type="pct" w:w="550"/>
+            <w:tcW w:type="pct" w:w="600"/>
             <w:tcMar>
               <w:top w:type="dxa" w:w="60"/>
               <w:left w:type="dxa" w:w="80"/>
@@ -2567,23 +2567,23 @@
         </w:tc>
         <w:tc>
           <w:tcPr>
-            <w:tcW w:type="pct" w:w="1550"/>
-            <w:tcMar>
-              <w:top w:type="dxa" w:w="60"/>
-              <w:left w:type="dxa" w:w="80"/>
-              <w:bottom w:type="dxa" w:w="60"/>
-              <w:right w:type="dxa" w:w="80"/>
-            </w:tcMar>
-          </w:tcPr>
-          <w:p>
-            <w:r>
-              <w:t xml:space="preserve">a) 6 minutes – Temps global divisé par le nombre de tâches : 330 / 55 = 6 minutes.</w:t>
-            </w:r>
-          </w:p>
-        </w:tc>
-        <w:tc>
-          <w:tcPr>
-            <w:tcW w:type="pct" w:w="550"/>
+            <w:tcW w:type="pct" w:w="1400"/>
+            <w:tcMar>
+              <w:top w:type="dxa" w:w="60"/>
+              <w:left w:type="dxa" w:w="80"/>
+              <w:bottom w:type="dxa" w:w="60"/>
+              <w:right w:type="dxa" w:w="80"/>
+            </w:tcMar>
+          </w:tcPr>
+          <w:p>
+            <w:r>
+              <w:t xml:space="preserve">d) 66 contrats par jour</w:t>
+            </w:r>
+          </w:p>
+        </w:tc>
+        <w:tc>
+          <w:tcPr>
+            <w:tcW w:type="pct" w:w="600"/>
             <w:tcMar>
               <w:top w:type="dxa" w:w="60"/>
               <w:left w:type="dxa" w:w="80"/>
@@ -2599,7 +2599,7 @@
         </w:tc>
         <w:tc>
           <w:tcPr>
-            <w:tcW w:type="pct" w:w="1750"/>
+            <w:tcW w:type="pct" w:w="1800"/>
             <w:tcMar>
               <w:top w:type="dxa" w:w="60"/>
               <w:left w:type="dxa" w:w="80"/>
@@ -2617,7 +2617,7 @@
       <w:tr>
         <w:tc>
           <w:tcPr>
-            <w:tcW w:type="pct" w:w="550"/>
+            <w:tcW w:type="pct" w:w="600"/>
             <w:tcMar>
               <w:top w:type="dxa" w:w="60"/>
               <w:left w:type="dxa" w:w="80"/>
@@ -2649,23 +2649,23 @@
         </w:tc>
         <w:tc>
           <w:tcPr>
-            <w:tcW w:type="pct" w:w="1550"/>
-            <w:tcMar>
-              <w:top w:type="dxa" w:w="60"/>
-              <w:left w:type="dxa" w:w="80"/>
-              <w:bottom w:type="dxa" w:w="60"/>
-              <w:right w:type="dxa" w:w="80"/>
-            </w:tcMar>
-          </w:tcPr>
-          <w:p>
-            <w:r>
-              <w:t xml:space="preserve">d) Les activités intellectuelles</w:t>
-            </w:r>
-          </w:p>
-        </w:tc>
-        <w:tc>
-          <w:tcPr>
-            <w:tcW w:type="pct" w:w="550"/>
+            <w:tcW w:type="pct" w:w="1400"/>
+            <w:tcMar>
+              <w:top w:type="dxa" w:w="60"/>
+              <w:left w:type="dxa" w:w="80"/>
+              <w:bottom w:type="dxa" w:w="60"/>
+              <w:right w:type="dxa" w:w="80"/>
+            </w:tcMar>
+          </w:tcPr>
+          <w:p>
+            <w:r>
+              <w:t xml:space="preserve">a) 5 minutes</w:t>
+            </w:r>
+          </w:p>
+        </w:tc>
+        <w:tc>
+          <w:tcPr>
+            <w:tcW w:type="pct" w:w="600"/>
             <w:tcMar>
               <w:top w:type="dxa" w:w="60"/>
               <w:left w:type="dxa" w:w="80"/>
@@ -2681,17 +2681,17 @@
         </w:tc>
         <w:tc>
           <w:tcPr>
-            <w:tcW w:type="pct" w:w="1750"/>
-            <w:tcMar>
-              <w:top w:type="dxa" w:w="60"/>
-              <w:left w:type="dxa" w:w="80"/>
-              <w:bottom w:type="dxa" w:w="60"/>
-              <w:right w:type="dxa" w:w="80"/>
-            </w:tcMar>
-          </w:tcPr>
-          <w:p>
-            <w:r>
-              <w:t xml:space="preserve">support-gestion-professionnelle-du-temps.pdf, p. 9</w:t>
+            <w:tcW w:type="pct" w:w="1800"/>
+            <w:tcMar>
+              <w:top w:type="dxa" w:w="60"/>
+              <w:left w:type="dxa" w:w="80"/>
+              <w:bottom w:type="dxa" w:w="60"/>
+              <w:right w:type="dxa" w:w="80"/>
+            </w:tcMar>
+          </w:tcPr>
+          <w:p>
+            <w:r>
+              <w:t xml:space="preserve">support-gestion-professionnelle-du-temps.pdf, p. 8</w:t>
             </w:r>
           </w:p>
         </w:tc>
@@ -2699,7 +2699,7 @@
       <w:tr>
         <w:tc>
           <w:tcPr>
-            <w:tcW w:type="pct" w:w="550"/>
+            <w:tcW w:type="pct" w:w="600"/>
             <w:tcMar>
               <w:top w:type="dxa" w:w="60"/>
               <w:left w:type="dxa" w:w="80"/>
@@ -2731,23 +2731,23 @@
         </w:tc>
         <w:tc>
           <w:tcPr>
-            <w:tcW w:type="pct" w:w="1550"/>
-            <w:tcMar>
-              <w:top w:type="dxa" w:w="60"/>
-              <w:left w:type="dxa" w:w="80"/>
-              <w:bottom w:type="dxa" w:w="60"/>
-              <w:right w:type="dxa" w:w="80"/>
-            </w:tcMar>
-          </w:tcPr>
-          <w:p>
-            <w:r>
-              <w:t xml:space="preserve">d) Réserver des plages horaires à la lecture et à la rédaction des réponses</w:t>
-            </w:r>
-          </w:p>
-        </w:tc>
-        <w:tc>
-          <w:tcPr>
-            <w:tcW w:type="pct" w:w="550"/>
+            <w:tcW w:type="pct" w:w="1400"/>
+            <w:tcMar>
+              <w:top w:type="dxa" w:w="60"/>
+              <w:left w:type="dxa" w:w="80"/>
+              <w:bottom w:type="dxa" w:w="60"/>
+              <w:right w:type="dxa" w:w="80"/>
+            </w:tcMar>
+          </w:tcPr>
+          <w:p>
+            <w:r>
+              <w:t xml:space="preserve">d) Tous les lundis matin, ou 1 heure chaque jour le matin en arrivant ou après le déjeuner</w:t>
+            </w:r>
+          </w:p>
+        </w:tc>
+        <w:tc>
+          <w:tcPr>
+            <w:tcW w:type="pct" w:w="600"/>
             <w:tcMar>
               <w:top w:type="dxa" w:w="60"/>
               <w:left w:type="dxa" w:w="80"/>
@@ -2763,17 +2763,17 @@
         </w:tc>
         <w:tc>
           <w:tcPr>
-            <w:tcW w:type="pct" w:w="1750"/>
-            <w:tcMar>
-              <w:top w:type="dxa" w:w="60"/>
-              <w:left w:type="dxa" w:w="80"/>
-              <w:bottom w:type="dxa" w:w="60"/>
-              <w:right w:type="dxa" w:w="80"/>
-            </w:tcMar>
-          </w:tcPr>
-          <w:p>
-            <w:r>
-              <w:t xml:space="preserve">support-gestion-professionnelle-du-temps.pdf, p. 18</w:t>
+            <w:tcW w:type="pct" w:w="1800"/>
+            <w:tcMar>
+              <w:top w:type="dxa" w:w="60"/>
+              <w:left w:type="dxa" w:w="80"/>
+              <w:bottom w:type="dxa" w:w="60"/>
+              <w:right w:type="dxa" w:w="80"/>
+            </w:tcMar>
+          </w:tcPr>
+          <w:p>
+            <w:r>
+              <w:t xml:space="preserve">support-gestion-professionnelle-du-temps.pdf, p. 19</w:t>
             </w:r>
           </w:p>
         </w:tc>
@@ -2781,7 +2781,7 @@
       <w:tr>
         <w:tc>
           <w:tcPr>
-            <w:tcW w:type="pct" w:w="550"/>
+            <w:tcW w:type="pct" w:w="600"/>
             <w:tcMar>
               <w:top w:type="dxa" w:w="60"/>
               <w:left w:type="dxa" w:w="80"/>
@@ -2813,23 +2813,23 @@
         </w:tc>
         <w:tc>
           <w:tcPr>
-            <w:tcW w:type="pct" w:w="1550"/>
-            <w:tcMar>
-              <w:top w:type="dxa" w:w="60"/>
-              <w:left w:type="dxa" w:w="80"/>
-              <w:bottom w:type="dxa" w:w="60"/>
-              <w:right w:type="dxa" w:w="80"/>
-            </w:tcMar>
-          </w:tcPr>
-          <w:p>
-            <w:r>
-              <w:t xml:space="preserve">b) Le diagramme de PERT</w:t>
-            </w:r>
-          </w:p>
-        </w:tc>
-        <w:tc>
-          <w:tcPr>
-            <w:tcW w:type="pct" w:w="550"/>
+            <w:tcW w:type="pct" w:w="1400"/>
+            <w:tcMar>
+              <w:top w:type="dxa" w:w="60"/>
+              <w:left w:type="dxa" w:w="80"/>
+              <w:bottom w:type="dxa" w:w="60"/>
+              <w:right w:type="dxa" w:w="80"/>
+            </w:tcMar>
+          </w:tcPr>
+          <w:p>
+            <w:r>
+              <w:t xml:space="preserve">b) Rendez Vous Facile</w:t>
+            </w:r>
+          </w:p>
+        </w:tc>
+        <w:tc>
+          <w:tcPr>
+            <w:tcW w:type="pct" w:w="600"/>
             <w:tcMar>
               <w:top w:type="dxa" w:w="60"/>
               <w:left w:type="dxa" w:w="80"/>
@@ -2845,17 +2845,17 @@
         </w:tc>
         <w:tc>
           <w:tcPr>
-            <w:tcW w:type="pct" w:w="1750"/>
-            <w:tcMar>
-              <w:top w:type="dxa" w:w="60"/>
-              <w:left w:type="dxa" w:w="80"/>
-              <w:bottom w:type="dxa" w:w="60"/>
-              <w:right w:type="dxa" w:w="80"/>
-            </w:tcMar>
-          </w:tcPr>
-          <w:p>
-            <w:r>
-              <w:t xml:space="preserve">support-gestion-professionnelle-du-temps.pdf, p. 22</w:t>
+            <w:tcW w:type="pct" w:w="1800"/>
+            <w:tcMar>
+              <w:top w:type="dxa" w:w="60"/>
+              <w:left w:type="dxa" w:w="80"/>
+              <w:bottom w:type="dxa" w:w="60"/>
+              <w:right w:type="dxa" w:w="80"/>
+            </w:tcMar>
+          </w:tcPr>
+          <w:p>
+            <w:r>
+              <w:t xml:space="preserve">support-gestion-professionnelle-du-temps.pdf, p. 21</w:t>
             </w:r>
           </w:p>
         </w:tc>
@@ -2863,7 +2863,7 @@
       <w:tr>
         <w:tc>
           <w:tcPr>
-            <w:tcW w:type="pct" w:w="550"/>
+            <w:tcW w:type="pct" w:w="600"/>
             <w:tcMar>
               <w:top w:type="dxa" w:w="60"/>
               <w:left w:type="dxa" w:w="80"/>
@@ -2895,23 +2895,23 @@
         </w:tc>
         <w:tc>
           <w:tcPr>
-            <w:tcW w:type="pct" w:w="1550"/>
-            <w:tcMar>
-              <w:top w:type="dxa" w:w="60"/>
-              <w:left w:type="dxa" w:w="80"/>
-              <w:bottom w:type="dxa" w:w="60"/>
-              <w:right w:type="dxa" w:w="80"/>
-            </w:tcMar>
-          </w:tcPr>
-          <w:p>
-            <w:r>
-              <w:t xml:space="preserve">c) S’il est correctement renseigné par tous</w:t>
-            </w:r>
-          </w:p>
-        </w:tc>
-        <w:tc>
-          <w:tcPr>
-            <w:tcW w:type="pct" w:w="550"/>
+            <w:tcW w:type="pct" w:w="1400"/>
+            <w:tcMar>
+              <w:top w:type="dxa" w:w="60"/>
+              <w:left w:type="dxa" w:w="80"/>
+              <w:bottom w:type="dxa" w:w="60"/>
+              <w:right w:type="dxa" w:w="80"/>
+            </w:tcMar>
+          </w:tcPr>
+          <w:p>
+            <w:r>
+              <w:t xml:space="preserve">c) The Brain</w:t>
+            </w:r>
+          </w:p>
+        </w:tc>
+        <w:tc>
+          <w:tcPr>
+            <w:tcW w:type="pct" w:w="600"/>
             <w:tcMar>
               <w:top w:type="dxa" w:w="60"/>
               <w:left w:type="dxa" w:w="80"/>
@@ -2927,17 +2927,17 @@
         </w:tc>
         <w:tc>
           <w:tcPr>
-            <w:tcW w:type="pct" w:w="1750"/>
-            <w:tcMar>
-              <w:top w:type="dxa" w:w="60"/>
-              <w:left w:type="dxa" w:w="80"/>
-              <w:bottom w:type="dxa" w:w="60"/>
-              <w:right w:type="dxa" w:w="80"/>
-            </w:tcMar>
-          </w:tcPr>
-          <w:p>
-            <w:r>
-              <w:t xml:space="preserve">support-gestion-professionnelle-du-temps.pdf, p. 20</w:t>
+            <w:tcW w:type="pct" w:w="1800"/>
+            <w:tcMar>
+              <w:top w:type="dxa" w:w="60"/>
+              <w:left w:type="dxa" w:w="80"/>
+              <w:bottom w:type="dxa" w:w="60"/>
+              <w:right w:type="dxa" w:w="80"/>
+            </w:tcMar>
+          </w:tcPr>
+          <w:p>
+            <w:r>
+              <w:t xml:space="preserve">support-gestion-professionnelle-du-temps.pdf, p. 22</w:t>
             </w:r>
           </w:p>
         </w:tc>
@@ -2945,7 +2945,7 @@
       <w:tr>
         <w:tc>
           <w:tcPr>
-            <w:tcW w:type="pct" w:w="550"/>
+            <w:tcW w:type="pct" w:w="600"/>
             <w:tcMar>
               <w:top w:type="dxa" w:w="60"/>
               <w:left w:type="dxa" w:w="80"/>
@@ -2977,23 +2977,23 @@
         </w:tc>
         <w:tc>
           <w:tcPr>
-            <w:tcW w:type="pct" w:w="1550"/>
-            <w:tcMar>
-              <w:top w:type="dxa" w:w="60"/>
-              <w:left w:type="dxa" w:w="80"/>
-              <w:bottom w:type="dxa" w:w="60"/>
-              <w:right w:type="dxa" w:w="80"/>
-            </w:tcMar>
-          </w:tcPr>
-          <w:p>
-            <w:r>
-              <w:t xml:space="preserve">inverse</w:t>
-            </w:r>
-          </w:p>
-        </w:tc>
-        <w:tc>
-          <w:tcPr>
-            <w:tcW w:type="pct" w:w="550"/>
+            <w:tcW w:type="pct" w:w="1400"/>
+            <w:tcMar>
+              <w:top w:type="dxa" w:w="60"/>
+              <w:left w:type="dxa" w:w="80"/>
+              <w:bottom w:type="dxa" w:w="60"/>
+              <w:right w:type="dxa" w:w="80"/>
+            </w:tcMar>
+          </w:tcPr>
+          <w:p>
+            <w:r>
+              <w:t xml:space="preserve">CQQCOQP</w:t>
+            </w:r>
+          </w:p>
+        </w:tc>
+        <w:tc>
+          <w:tcPr>
+            <w:tcW w:type="pct" w:w="600"/>
             <w:tcMar>
               <w:top w:type="dxa" w:w="60"/>
               <w:left w:type="dxa" w:w="80"/>
@@ -3009,7 +3009,7 @@
         </w:tc>
         <w:tc>
           <w:tcPr>
-            <w:tcW w:type="pct" w:w="1750"/>
+            <w:tcW w:type="pct" w:w="1800"/>
             <w:tcMar>
               <w:top w:type="dxa" w:w="60"/>
               <w:left w:type="dxa" w:w="80"/>
@@ -3027,7 +3027,7 @@
       <w:tr>
         <w:tc>
           <w:tcPr>
-            <w:tcW w:type="pct" w:w="550"/>
+            <w:tcW w:type="pct" w:w="600"/>
             <w:tcMar>
               <w:top w:type="dxa" w:w="60"/>
               <w:left w:type="dxa" w:w="80"/>
@@ -3051,7 +3051,7 @@
         </w:tc>
         <w:tc>
           <w:tcPr>
-            <w:tcW w:type="pct" w:w="1550"/>
+            <w:tcW w:type="pct" w:w="1400"/>
             <w:tcMar>
               <w:top w:type="dxa" w:w="60"/>
               <w:left w:type="dxa" w:w="80"/>
@@ -3071,7 +3071,7 @@
         </w:tc>
         <w:tc>
           <w:tcPr>
-            <w:tcW w:type="pct" w:w="550"/>
+            <w:tcW w:type="pct" w:w="600"/>
             <w:tcMar>
               <w:top w:type="dxa" w:w="60"/>
               <w:left w:type="dxa" w:w="80"/>
@@ -3091,7 +3091,7 @@
         </w:tc>
         <w:tc>
           <w:tcPr>
-            <w:tcW w:type="pct" w:w="1750"/>
+            <w:tcW w:type="pct" w:w="1800"/>
             <w:tcMar>
               <w:top w:type="dxa" w:w="60"/>
               <w:left w:type="dxa" w:w="80"/>
@@ -3171,7 +3171,7 @@
         <w:spacing w:after="60"/>
       </w:pPr>
       <w:r>
-        <w:t xml:space="preserve">« par d’éventuelles embauches par des heures complémentaires par des progrès de productivité » (support-gestion-professionnelle-du-temps.pdf, p. 4)</w:t>
+        <w:t xml:space="preserve">« En 1954, seulement 2 noms de marques contenant le mot « chrono » étaient répertoriées et déposées » (support-gestion-professionnelle-du-temps.pdf, p. 5)</w:t>
       </w:r>
     </w:p>
     <w:p>
@@ -3184,7 +3184,7 @@
         <w:spacing w:after="60"/>
       </w:pPr>
       <w:r>
-        <w:t xml:space="preserve">« on se réserve 40 % de temps en plus, pour survenir aux éventuels imprévus (Réserver), c'est-à-dire 2 heures auxquelles on ajoute 48 minutes » (support-gestion-professionnelle-du-temps.pdf, p. 10)</w:t>
+        <w:t xml:space="preserve">« Pour la mise à jour d’un tableau de bord (Notifier l’évènement), on estime le temps de réalisation à deux heures (Estimer) » (support-gestion-professionnelle-du-temps.pdf, p. 10)</w:t>
       </w:r>
     </w:p>
     <w:p>
@@ -3197,7 +3197,7 @@
         <w:spacing w:after="60"/>
       </w:pPr>
       <w:r>
-        <w:t xml:space="preserve">« De plus, on Arbitre en nommant les évènements prioritaires. Autrement dit, pour chaque tâche on définira le degré d'importance et/ou d'urgence » (support-gestion-professionnelle-du-temps.pdf, p. 10)</w:t>
+        <w:t xml:space="preserve">« Puis, on Réserve, on émet un doute sur ce temps qui sera destiné aux imprévus qui pourraient survenir » (support-gestion-professionnelle-du-temps.pdf, p. 10)</w:t>
       </w:r>
     </w:p>
     <w:p>
@@ -3210,7 +3210,7 @@
         <w:spacing w:after="60"/>
       </w:pPr>
       <w:r>
-        <w:t xml:space="preserve">« réaliser des comparaisons entre le travail réalisé et ce qui avait été prévu lors de la phase de planification » (support-gestion-professionnelle-du-temps.pdf, p. 6)</w:t>
+        <w:t xml:space="preserve">« Fixation des objectifs et des enjeux : il s’agit donc alors de déterminer la durée d’une tâche, d’un projet, et son délai de réalisation » (support-gestion-professionnelle-du-temps.pdf, p. 6)</w:t>
       </w:r>
     </w:p>
     <w:p>
@@ -3223,7 +3223,7 @@
         <w:spacing w:after="60"/>
       </w:pPr>
       <w:r>
-        <w:t xml:space="preserve">« les références "F,A,I" qui représentent 3 types de réparations sur 10 (soit 30%), représentent 80% de la totalité des réparations » (support-gestion-professionnelle-du-temps.pdf, p. 14)</w:t>
+        <w:t xml:space="preserve">« Ref Type de réparation Quantité Cumul% FMontage col4583458335% » (support-gestion-professionnelle-du-temps.pdf, p. 15)</w:t>
       </w:r>
     </w:p>
     <w:p>
@@ -3262,7 +3262,7 @@
         <w:spacing w:after="60"/>
       </w:pPr>
       <w:r>
-        <w:t xml:space="preserve">« Temps d'exécution pour enregistrer un contrat : 6 minutes » (support-gestion-professionnelle-du-temps.pdf, p. 8)</w:t>
+        <w:t xml:space="preserve">« Le responsable a fixé un objectif global de 66 contrats par jour » (support-gestion-professionnelle-du-temps.pdf, p. 8)</w:t>
       </w:r>
     </w:p>
     <w:p>
@@ -3275,7 +3275,7 @@
         <w:spacing w:after="60"/>
       </w:pPr>
       <w:r>
-        <w:t xml:space="preserve">« la méthode de pendulage n’est pas adaptée à des activités intellectuelles » (support-gestion-professionnelle-du-temps.pdf, p. 9)</w:t>
+        <w:t xml:space="preserve">« permettraient de réduire le temps de saisie à 5 minutes » (support-gestion-professionnelle-du-temps.pdf, p. 8)</w:t>
       </w:r>
     </w:p>
     <w:p>
@@ -3288,7 +3288,7 @@
         <w:spacing w:after="60"/>
       </w:pPr>
       <w:r>
-        <w:t xml:space="preserve">« il est convenable de réserver des plages horaires à la lecture et à la rédaction des réponses » (support-gestion-professionnelle-du-temps.pdf, p. 18)</w:t>
+        <w:t xml:space="preserve">« Mail » tous les Lundis matin ou 1 heure tous les jours le matin en arrivant ou après le déjeuner » (support-gestion-professionnelle-du-temps.pdf, p. 19)</w:t>
       </w:r>
     </w:p>
     <w:p>
@@ -3301,7 +3301,7 @@
         <w:spacing w:after="60"/>
       </w:pPr>
       <w:r>
-        <w:t xml:space="preserve">« Ce dernier permet de mettre en évidence le chemin critique des tâches et/ou des opérations qui définissent un projet » (support-gestion-professionnelle-du-temps.pdf, p. 22)</w:t>
+        <w:t xml:space="preserve">« Rendez Vous Facile (spécialisé dans le secteur de la santé) » (support-gestion-professionnelle-du-temps.pdf, p. 21)</w:t>
       </w:r>
     </w:p>
     <w:p>
@@ -3314,7 +3314,7 @@
         <w:spacing w:after="60"/>
       </w:pPr>
       <w:r>
-        <w:t xml:space="preserve">« Le calendrier partagé est un outil très efficace s’il est correctement renseigné par tous » (support-gestion-professionnelle-du-temps.pdf, p. 20)</w:t>
+        <w:t xml:space="preserve">« Free Mind Freeplane Mymap The Brain » (support-gestion-professionnelle-du-temps.pdf, p. 22)</w:t>
       </w:r>
     </w:p>
     <w:p>
@@ -3327,7 +3327,7 @@
         <w:spacing w:after="60"/>
       </w:pPr>
       <w:r>
-        <w:t xml:space="preserve">« il faut faire le cheminement inverse » (support-gestion-professionnelle-du-temps.pdf, p. 12)</w:t>
+        <w:t xml:space="preserve">« il faut faire le cheminement inverse, c'est-à-dire « CQQCOQP ne pas » » (support-gestion-professionnelle-du-temps.pdf, p. 12)</w:t>
       </w:r>
     </w:p>
     <w:p>
@@ -3354,9 +3354,9 @@
       <w:tblGrid>
         <w:gridCol w:w="1078"/>
         <w:gridCol w:w="1176"/>
-        <w:gridCol w:w="3038"/>
+        <w:gridCol w:w="2842"/>
         <w:gridCol w:w="1176"/>
-        <w:gridCol w:w="3332"/>
+        <w:gridCol w:w="3430"/>
       </w:tblGrid>
       <w:tr>
         <w:trPr>
@@ -3408,7 +3408,7 @@
         </w:tc>
         <w:tc>
           <w:tcPr>
-            <w:tcW w:type="pct" w:w="1550"/>
+            <w:tcW w:type="pct" w:w="1450"/>
             <w:shd w:fill="1F4E79" w:color="auto" w:val="clear"/>
             <w:tcMar>
               <w:top w:type="dxa" w:w="60"/>
@@ -3452,7 +3452,7 @@
         </w:tc>
         <w:tc>
           <w:tcPr>
-            <w:tcW w:type="pct" w:w="1700"/>
+            <w:tcW w:type="pct" w:w="1750"/>
             <w:shd w:fill="1F4E79" w:color="auto" w:val="clear"/>
             <w:tcMar>
               <w:top w:type="dxa" w:w="60"/>
@@ -3508,17 +3508,17 @@
         </w:tc>
         <w:tc>
           <w:tcPr>
-            <w:tcW w:type="pct" w:w="1550"/>
-            <w:tcMar>
-              <w:top w:type="dxa" w:w="60"/>
-              <w:left w:type="dxa" w:w="80"/>
-              <w:bottom w:type="dxa" w:w="60"/>
-              <w:right w:type="dxa" w:w="80"/>
-            </w:tcMar>
-          </w:tcPr>
-          <w:p>
-            <w:r>
-              <w:t xml:space="preserve">a) Des facteurs de pertes de temps</w:t>
+            <w:tcW w:type="pct" w:w="1450"/>
+            <w:tcMar>
+              <w:top w:type="dxa" w:w="60"/>
+              <w:left w:type="dxa" w:w="80"/>
+              <w:bottom w:type="dxa" w:w="60"/>
+              <w:right w:type="dxa" w:w="80"/>
+            </w:tcMar>
+          </w:tcPr>
+          <w:p>
+            <w:r>
+              <w:t xml:space="preserve">a) Une non-gérance</w:t>
             </w:r>
           </w:p>
         </w:tc>
@@ -3540,7 +3540,7 @@
         </w:tc>
         <w:tc>
           <w:tcPr>
-            <w:tcW w:type="pct" w:w="1700"/>
+            <w:tcW w:type="pct" w:w="1750"/>
             <w:tcMar>
               <w:top w:type="dxa" w:w="60"/>
               <w:left w:type="dxa" w:w="80"/>
@@ -3590,7 +3590,7 @@
         </w:tc>
         <w:tc>
           <w:tcPr>
-            <w:tcW w:type="pct" w:w="1550"/>
+            <w:tcW w:type="pct" w:w="1450"/>
             <w:tcMar>
               <w:top w:type="dxa" w:w="60"/>
               <w:left w:type="dxa" w:w="80"/>
@@ -3622,7 +3622,7 @@
         </w:tc>
         <w:tc>
           <w:tcPr>
-            <w:tcW w:type="pct" w:w="1700"/>
+            <w:tcW w:type="pct" w:w="1750"/>
             <w:tcMar>
               <w:top w:type="dxa" w:w="60"/>
               <w:left w:type="dxa" w:w="80"/>
@@ -3672,17 +3672,17 @@
         </w:tc>
         <w:tc>
           <w:tcPr>
-            <w:tcW w:type="pct" w:w="1550"/>
-            <w:tcMar>
-              <w:top w:type="dxa" w:w="60"/>
-              <w:left w:type="dxa" w:w="80"/>
-              <w:bottom w:type="dxa" w:w="60"/>
-              <w:right w:type="dxa" w:w="80"/>
-            </w:tcMar>
-          </w:tcPr>
-          <w:p>
-            <w:r>
-              <w:t xml:space="preserve">b) Estimer la durée de chaque tâche</w:t>
+            <w:tcW w:type="pct" w:w="1450"/>
+            <w:tcMar>
+              <w:top w:type="dxa" w:w="60"/>
+              <w:left w:type="dxa" w:w="80"/>
+              <w:bottom w:type="dxa" w:w="60"/>
+              <w:right w:type="dxa" w:w="80"/>
+            </w:tcMar>
+          </w:tcPr>
+          <w:p>
+            <w:r>
+              <w:t xml:space="preserve">b) Bernard</w:t>
             </w:r>
           </w:p>
         </w:tc>
@@ -3704,7 +3704,7 @@
         </w:tc>
         <w:tc>
           <w:tcPr>
-            <w:tcW w:type="pct" w:w="1700"/>
+            <w:tcW w:type="pct" w:w="1750"/>
             <w:tcMar>
               <w:top w:type="dxa" w:w="60"/>
               <w:left w:type="dxa" w:w="80"/>
@@ -3754,17 +3754,17 @@
         </w:tc>
         <w:tc>
           <w:tcPr>
-            <w:tcW w:type="pct" w:w="1550"/>
-            <w:tcMar>
-              <w:top w:type="dxa" w:w="60"/>
-              <w:left w:type="dxa" w:w="80"/>
-              <w:bottom w:type="dxa" w:w="60"/>
-              <w:right w:type="dxa" w:w="80"/>
-            </w:tcMar>
-          </w:tcPr>
-          <w:p>
-            <w:r>
-              <w:t xml:space="preserve">c) 1 h 24 – 60 minutes × 1,40 = 84 minutes, soit 1 heure et 24 minutes.</w:t>
+            <w:tcW w:type="pct" w:w="1450"/>
+            <w:tcMar>
+              <w:top w:type="dxa" w:w="60"/>
+              <w:left w:type="dxa" w:w="80"/>
+              <w:bottom w:type="dxa" w:w="60"/>
+              <w:right w:type="dxa" w:w="80"/>
+            </w:tcMar>
+          </w:tcPr>
+          <w:p>
+            <w:r>
+              <w:t xml:space="preserve">a) 2 heures et 15 minutes</w:t>
             </w:r>
           </w:p>
         </w:tc>
@@ -3786,7 +3786,7 @@
         </w:tc>
         <w:tc>
           <w:tcPr>
-            <w:tcW w:type="pct" w:w="1700"/>
+            <w:tcW w:type="pct" w:w="1750"/>
             <w:tcMar>
               <w:top w:type="dxa" w:w="60"/>
               <w:left w:type="dxa" w:w="80"/>
@@ -3836,17 +3836,17 @@
         </w:tc>
         <w:tc>
           <w:tcPr>
-            <w:tcW w:type="pct" w:w="1550"/>
-            <w:tcMar>
-              <w:top w:type="dxa" w:w="60"/>
-              <w:left w:type="dxa" w:w="80"/>
-              <w:bottom w:type="dxa" w:w="60"/>
-              <w:right w:type="dxa" w:w="80"/>
-            </w:tcMar>
-          </w:tcPr>
-          <w:p>
-            <w:r>
-              <w:t xml:space="preserve">c) Classe A</w:t>
+            <w:tcW w:type="pct" w:w="1450"/>
+            <w:tcMar>
+              <w:top w:type="dxa" w:w="60"/>
+              <w:left w:type="dxa" w:w="80"/>
+              <w:bottom w:type="dxa" w:w="60"/>
+              <w:right w:type="dxa" w:w="80"/>
+            </w:tcMar>
+          </w:tcPr>
+          <w:p>
+            <w:r>
+              <w:t xml:space="preserve">d) 88,49 %</w:t>
             </w:r>
           </w:p>
         </w:tc>
@@ -3868,17 +3868,17 @@
         </w:tc>
         <w:tc>
           <w:tcPr>
-            <w:tcW w:type="pct" w:w="1700"/>
-            <w:tcMar>
-              <w:top w:type="dxa" w:w="60"/>
-              <w:left w:type="dxa" w:w="80"/>
-              <w:bottom w:type="dxa" w:w="60"/>
-              <w:right w:type="dxa" w:w="80"/>
-            </w:tcMar>
-          </w:tcPr>
-          <w:p>
-            <w:r>
-              <w:t xml:space="preserve">support-gestion-professionnelle-du-temps.pdf, p. 16</w:t>
+            <w:tcW w:type="pct" w:w="1750"/>
+            <w:tcMar>
+              <w:top w:type="dxa" w:w="60"/>
+              <w:left w:type="dxa" w:w="80"/>
+              <w:bottom w:type="dxa" w:w="60"/>
+              <w:right w:type="dxa" w:w="80"/>
+            </w:tcMar>
+          </w:tcPr>
+          <w:p>
+            <w:r>
+              <w:t xml:space="preserve">support-gestion-professionnelle-du-temps.pdf, p. 14</w:t>
             </w:r>
           </w:p>
         </w:tc>
@@ -3918,17 +3918,17 @@
         </w:tc>
         <w:tc>
           <w:tcPr>
-            <w:tcW w:type="pct" w:w="1550"/>
-            <w:tcMar>
-              <w:top w:type="dxa" w:w="60"/>
-              <w:left w:type="dxa" w:w="80"/>
-              <w:bottom w:type="dxa" w:w="60"/>
-              <w:right w:type="dxa" w:w="80"/>
-            </w:tcMar>
-          </w:tcPr>
-          <w:p>
-            <w:r>
-              <w:t xml:space="preserve">d) Ranger les tâches par priorité d’exécution sur une période</w:t>
+            <w:tcW w:type="pct" w:w="1450"/>
+            <w:tcMar>
+              <w:top w:type="dxa" w:w="60"/>
+              <w:left w:type="dxa" w:w="80"/>
+              <w:bottom w:type="dxa" w:w="60"/>
+              <w:right w:type="dxa" w:w="80"/>
+            </w:tcMar>
+          </w:tcPr>
+          <w:p>
+            <w:r>
+              <w:t xml:space="preserve">b) Trois</w:t>
             </w:r>
           </w:p>
         </w:tc>
@@ -3950,7 +3950,7 @@
         </w:tc>
         <w:tc>
           <w:tcPr>
-            <w:tcW w:type="pct" w:w="1700"/>
+            <w:tcW w:type="pct" w:w="1750"/>
             <w:tcMar>
               <w:top w:type="dxa" w:w="60"/>
               <w:left w:type="dxa" w:w="80"/>
@@ -4000,7 +4000,7 @@
         </w:tc>
         <w:tc>
           <w:tcPr>
-            <w:tcW w:type="pct" w:w="1550"/>
+            <w:tcW w:type="pct" w:w="1450"/>
             <w:tcMar>
               <w:top w:type="dxa" w:w="60"/>
               <w:left w:type="dxa" w:w="80"/>
@@ -4032,7 +4032,7 @@
         </w:tc>
         <w:tc>
           <w:tcPr>
-            <w:tcW w:type="pct" w:w="1700"/>
+            <w:tcW w:type="pct" w:w="1750"/>
             <w:tcMar>
               <w:top w:type="dxa" w:w="60"/>
               <w:left w:type="dxa" w:w="80"/>
@@ -4082,7 +4082,7 @@
         </w:tc>
         <w:tc>
           <w:tcPr>
-            <w:tcW w:type="pct" w:w="1550"/>
+            <w:tcW w:type="pct" w:w="1450"/>
             <w:tcMar>
               <w:top w:type="dxa" w:w="60"/>
               <w:left w:type="dxa" w:w="80"/>
@@ -4114,7 +4114,7 @@
         </w:tc>
         <w:tc>
           <w:tcPr>
-            <w:tcW w:type="pct" w:w="1700"/>
+            <w:tcW w:type="pct" w:w="1750"/>
             <w:tcMar>
               <w:top w:type="dxa" w:w="60"/>
               <w:left w:type="dxa" w:w="80"/>
@@ -4164,17 +4164,17 @@
         </w:tc>
         <w:tc>
           <w:tcPr>
-            <w:tcW w:type="pct" w:w="1550"/>
-            <w:tcMar>
-              <w:top w:type="dxa" w:w="60"/>
-              <w:left w:type="dxa" w:w="80"/>
-              <w:bottom w:type="dxa" w:w="60"/>
-              <w:right w:type="dxa" w:w="80"/>
-            </w:tcMar>
-          </w:tcPr>
-          <w:p>
-            <w:r>
-              <w:t xml:space="preserve">a) La tâche est en cours de réalisation</w:t>
+            <w:tcW w:type="pct" w:w="1450"/>
+            <w:tcMar>
+              <w:top w:type="dxa" w:w="60"/>
+              <w:left w:type="dxa" w:w="80"/>
+              <w:bottom w:type="dxa" w:w="60"/>
+              <w:right w:type="dxa" w:w="80"/>
+            </w:tcMar>
+          </w:tcPr>
+          <w:p>
+            <w:r>
+              <w:t xml:space="preserve">a) À afficher des messages et rappeler les règles de sécurité, d’hygiène ou de qualité</w:t>
             </w:r>
           </w:p>
         </w:tc>
@@ -4196,7 +4196,7 @@
         </w:tc>
         <w:tc>
           <w:tcPr>
-            <w:tcW w:type="pct" w:w="1700"/>
+            <w:tcW w:type="pct" w:w="1750"/>
             <w:tcMar>
               <w:top w:type="dxa" w:w="60"/>
               <w:left w:type="dxa" w:w="80"/>
@@ -4246,17 +4246,17 @@
         </w:tc>
         <w:tc>
           <w:tcPr>
-            <w:tcW w:type="pct" w:w="1550"/>
-            <w:tcMar>
-              <w:top w:type="dxa" w:w="60"/>
-              <w:left w:type="dxa" w:w="80"/>
-              <w:bottom w:type="dxa" w:w="60"/>
-              <w:right w:type="dxa" w:w="80"/>
-            </w:tcMar>
-          </w:tcPr>
-          <w:p>
-            <w:r>
-              <w:t xml:space="preserve">b) QQOQCCP</w:t>
+            <w:tcW w:type="pct" w:w="1450"/>
+            <w:tcMar>
+              <w:top w:type="dxa" w:w="60"/>
+              <w:left w:type="dxa" w:w="80"/>
+              <w:bottom w:type="dxa" w:w="60"/>
+              <w:right w:type="dxa" w:w="80"/>
+            </w:tcMar>
+          </w:tcPr>
+          <w:p>
+            <w:r>
+              <w:t xml:space="preserve">b) Un slide par question, avec les réponses</w:t>
             </w:r>
           </w:p>
         </w:tc>
@@ -4278,17 +4278,17 @@
         </w:tc>
         <w:tc>
           <w:tcPr>
-            <w:tcW w:type="pct" w:w="1700"/>
-            <w:tcMar>
-              <w:top w:type="dxa" w:w="60"/>
-              <w:left w:type="dxa" w:w="80"/>
-              <w:bottom w:type="dxa" w:w="60"/>
-              <w:right w:type="dxa" w:w="80"/>
-            </w:tcMar>
-          </w:tcPr>
-          <w:p>
-            <w:r>
-              <w:t xml:space="preserve">support-gestion-professionnelle-du-temps.pdf, p. 12</w:t>
+            <w:tcW w:type="pct" w:w="1750"/>
+            <w:tcMar>
+              <w:top w:type="dxa" w:w="60"/>
+              <w:left w:type="dxa" w:w="80"/>
+              <w:bottom w:type="dxa" w:w="60"/>
+              <w:right w:type="dxa" w:w="80"/>
+            </w:tcMar>
+          </w:tcPr>
+          <w:p>
+            <w:r>
+              <w:t xml:space="preserve">support-gestion-professionnelle-du-temps.pdf, p. 13</w:t>
             </w:r>
           </w:p>
         </w:tc>
@@ -4320,7 +4320,7 @@
         </w:tc>
         <w:tc>
           <w:tcPr>
-            <w:tcW w:type="pct" w:w="1550"/>
+            <w:tcW w:type="pct" w:w="1450"/>
             <w:tcMar>
               <w:top w:type="dxa" w:w="60"/>
               <w:left w:type="dxa" w:w="80"/>
@@ -4360,7 +4360,7 @@
         </w:tc>
         <w:tc>
           <w:tcPr>
-            <w:tcW w:type="pct" w:w="1700"/>
+            <w:tcW w:type="pct" w:w="1750"/>
             <w:tcMar>
               <w:top w:type="dxa" w:w="60"/>
               <w:left w:type="dxa" w:w="80"/>
@@ -4414,7 +4414,7 @@
         <w:spacing w:after="60"/>
       </w:pPr>
       <w:r>
-        <w:t xml:space="preserve">« Les facteurs de pertes de temps sont aussi : les réunions trop longues et trop fréquentes en entreprise, qui ne démarrent pas à l’heure, les visites intempestives, les interruptions incontrôlées des collaborateurs » (support-gestion-professionnelle-du-temps.pdf, p. 5)</w:t>
+        <w:t xml:space="preserve">« ceci est identifié comme une non-gérance et donc une perte de temps » (support-gestion-professionnelle-du-temps.pdf, p. 5)</w:t>
       </w:r>
     </w:p>
     <w:p>
@@ -4440,7 +4440,7 @@
         <w:spacing w:after="60"/>
       </w:pPr>
       <w:r>
-        <w:t xml:space="preserve">« Ensuite, on Estime pour chacun de ces évènements un temps approximatif de leur durée d’exécution » (support-gestion-professionnelle-du-temps.pdf, p. 10)</w:t>
+        <w:t xml:space="preserve">« Activité Durée Ajustement Important Urgent Quand Contrôle Commentaire MàJ TdB2h2h 48 mins Oui OuiJ+1 Bernard2h 15 mins » (support-gestion-professionnelle-du-temps.pdf, p. 10)</w:t>
       </w:r>
     </w:p>
     <w:p>
@@ -4453,7 +4453,7 @@
         <w:spacing w:after="60"/>
       </w:pPr>
       <w:r>
-        <w:t xml:space="preserve">« on se réserve 40 % de temps en plus, pour survenir aux éventuels imprévus » (support-gestion-professionnelle-du-temps.pdf, p. 10)</w:t>
+        <w:t xml:space="preserve">« qui contrôle le temps réel de mise à jour du tableau de bord, qui est à ce jour fixé à 2 heures et 15 minutes » (support-gestion-professionnelle-du-temps.pdf, p. 10)</w:t>
       </w:r>
     </w:p>
     <w:p>
@@ -4466,7 +4466,7 @@
         <w:spacing w:after="60"/>
       </w:pPr>
       <w:r>
-        <w:t xml:space="preserve">« "Classe A" : les produits de la classe A constituent en générale 80% de la valeur totale du stock et 20 % de la quantité totale des produits » (support-gestion-professionnelle-du-temps.pdf, p. 16)</w:t>
+        <w:t xml:space="preserve">« Manque de communication42325,50%88,49% » (support-gestion-professionnelle-du-temps.pdf, p. 14)</w:t>
       </w:r>
     </w:p>
     <w:p>
@@ -4479,7 +4479,7 @@
         <w:spacing w:after="60"/>
       </w:pPr>
       <w:r>
-        <w:t xml:space="preserve">« Pour la gestion du temps, cet outil permet de définir les tâches / les opérations par priorité d’exécution sur une période donnée » (support-gestion-professionnelle-du-temps.pdf, p. 14)</w:t>
+        <w:t xml:space="preserve">« les références "F,A,I" qui représentent 3 types de réparations sur 10 (soit 30%), représentent 80% de la totalité des réparations » (support-gestion-professionnelle-du-temps.pdf, p. 14)</w:t>
       </w:r>
     </w:p>
     <w:p>
@@ -4518,7 +4518,7 @@
         <w:spacing w:after="60"/>
       </w:pPr>
       <w:r>
-        <w:t xml:space="preserve">« Si la ligne vient à traverser des tâches, c’est que ces dernières sont en cours de réalisation » (support-gestion-professionnelle-du-temps.pdf, p. 21)</w:t>
+        <w:t xml:space="preserve">« servent aussi à afficher des messages (communication interne), à rappeler aux employés les règles de sécurité, d’hygiène, de qualité, etc (procédures) » (support-gestion-professionnelle-du-temps.pdf, p. 21)</w:t>
       </w:r>
     </w:p>
     <w:p>
@@ -4531,7 +4531,7 @@
         <w:spacing w:after="60"/>
       </w:pPr>
       <w:r>
-        <w:t xml:space="preserve">« Cette méthode est généralement employée dans la résolution de problèmes, dans la définition d’un projet, ou encore dans la rédaction d’une procédure » (support-gestion-professionnelle-du-temps.pdf, p. 12)</w:t>
+        <w:t xml:space="preserve">« Il convient ensuite de présenter un slide par question avec des réponses. » (support-gestion-professionnelle-du-temps.pdf, p. 13)</w:t>
       </w:r>
     </w:p>
     <w:sectPr>

--- a/samples/gestion-temps/output/acquimetre-evaluations-8-11-exemple-gestion-temps/C01-gestion-professionnelle-du-temps/C01-4-corriges-baremes-sources.docx
+++ b/samples/gestion-temps/output/acquimetre-evaluations-8-11-exemple-gestion-temps/C01-gestion-professionnelle-du-temps/C01-4-corriges-baremes-sources.docx
@@ -43,7 +43,7 @@
         <w:t xml:space="preserve">Version :</w:t>
       </w:r>
       <w:r>
-        <w:t xml:space="preserve"> commande exemple-gestion-temps, 16/10/2026</w:t>
+        <w:t xml:space="preserve"> commande exemple-gestion-temps, 18/10/2026</w:t>
       </w:r>
     </w:p>
     <w:p>
@@ -1222,7 +1222,7 @@
       <w:tblGrid>
         <w:gridCol w:w="2254"/>
         <w:gridCol w:w="2940"/>
-        <w:gridCol w:w="4606"/>
+        <w:gridCol w:w="4704"/>
       </w:tblGrid>
       <w:tr>
         <w:trPr>
@@ -1274,7 +1274,7 @@
         </w:tc>
         <w:tc>
           <w:tcPr>
-            <w:tcW w:type="pct" w:w="2350"/>
+            <w:tcW w:type="pct" w:w="2400"/>
             <w:shd w:fill="1F4E79" w:color="auto" w:val="clear"/>
             <w:tcMar>
               <w:top w:type="dxa" w:w="60"/>
@@ -1330,7 +1330,7 @@
         </w:tc>
         <w:tc>
           <w:tcPr>
-            <w:tcW w:type="pct" w:w="2350"/>
+            <w:tcW w:type="pct" w:w="2400"/>
             <w:tcMar>
               <w:top w:type="dxa" w:w="60"/>
               <w:left w:type="dxa" w:w="80"/>
@@ -1380,7 +1380,7 @@
         </w:tc>
         <w:tc>
           <w:tcPr>
-            <w:tcW w:type="pct" w:w="2350"/>
+            <w:tcW w:type="pct" w:w="2400"/>
             <w:tcMar>
               <w:top w:type="dxa" w:w="60"/>
               <w:left w:type="dxa" w:w="80"/>
@@ -1430,7 +1430,7 @@
         </w:tc>
         <w:tc>
           <w:tcPr>
-            <w:tcW w:type="pct" w:w="2350"/>
+            <w:tcW w:type="pct" w:w="2400"/>
             <w:tcMar>
               <w:top w:type="dxa" w:w="60"/>
               <w:left w:type="dxa" w:w="80"/>
@@ -1480,17 +1480,17 @@
         </w:tc>
         <w:tc>
           <w:tcPr>
-            <w:tcW w:type="pct" w:w="2350"/>
-            <w:tcMar>
-              <w:top w:type="dxa" w:w="60"/>
-              <w:left w:type="dxa" w:w="80"/>
-              <w:bottom w:type="dxa" w:w="60"/>
-              <w:right w:type="dxa" w:w="80"/>
-            </w:tcMar>
-          </w:tcPr>
-          <w:p>
-            <w:r>
-              <w:t xml:space="preserve">Fiche T34 du Kit Qualiopi ou votre propre procédure</w:t>
+            <w:tcW w:type="pct" w:w="2400"/>
+            <w:tcMar>
+              <w:top w:type="dxa" w:w="60"/>
+              <w:left w:type="dxa" w:w="80"/>
+              <w:bottom w:type="dxa" w:w="60"/>
+              <w:right w:type="dxa" w:w="80"/>
+            </w:tcMar>
+          </w:tcPr>
+          <w:p>
+            <w:r>
+              <w:t xml:space="preserve">Votre procédure d’accueil des personnes en situation de handicap</w:t>
             </w:r>
           </w:p>
         </w:tc>
